--- a/mrvzis_1.docx
+++ b/mrvzis_1.docx
@@ -932,23 +932,7 @@
           <w:sz w:val="28"/>
           <w:szCs w:val="28"/>
         </w:rPr>
-        <w:t xml:space="preserve"> </w:t>
-      </w:r>
-      <w:r>
-        <w:rPr>
-          <w:rFonts w:ascii="Times New Roman" w:hAnsi="Times New Roman" w:cs="Times New Roman"/>
-          <w:sz w:val="28"/>
-          <w:szCs w:val="28"/>
-        </w:rPr>
-        <w:t>—</w:t>
-      </w:r>
-      <w:r>
-        <w:rPr>
-          <w:rFonts w:ascii="Times New Roman" w:hAnsi="Times New Roman" w:cs="Times New Roman"/>
-          <w:sz w:val="28"/>
-          <w:szCs w:val="28"/>
-        </w:rPr>
-        <w:t xml:space="preserve"> </w:t>
+        <w:t xml:space="preserve"> — </w:t>
       </w:r>
       <w:r>
         <w:rPr>
@@ -1012,6 +996,14 @@
           <w:sz w:val="28"/>
           <w:szCs w:val="28"/>
         </w:rPr>
+        <w:t xml:space="preserve"> — </w:t>
+      </w:r>
+      <w:r>
+        <w:rPr>
+          <w:rFonts w:ascii="Times New Roman" w:hAnsi="Times New Roman" w:cs="Times New Roman"/>
+          <w:sz w:val="28"/>
+          <w:szCs w:val="28"/>
+        </w:rPr>
         <w:t xml:space="preserve"> </w:t>
       </w:r>
       <w:r>
@@ -1020,39 +1012,7 @@
           <w:sz w:val="28"/>
           <w:szCs w:val="28"/>
         </w:rPr>
-        <w:t xml:space="preserve">— </w:t>
-      </w:r>
-      <w:r>
-        <w:rPr>
-          <w:rFonts w:ascii="Times New Roman" w:hAnsi="Times New Roman" w:cs="Times New Roman"/>
-          <w:sz w:val="28"/>
-          <w:szCs w:val="28"/>
-        </w:rPr>
-        <w:t xml:space="preserve"> </w:t>
-      </w:r>
-      <w:r>
-        <w:rPr>
-          <w:rFonts w:ascii="Times New Roman" w:hAnsi="Times New Roman" w:cs="Times New Roman"/>
-          <w:sz w:val="28"/>
-          <w:szCs w:val="28"/>
-        </w:rPr>
-        <w:t>BufferedImage и</w:t>
-      </w:r>
-      <w:r>
-        <w:rPr>
-          <w:rFonts w:ascii="Times New Roman" w:hAnsi="Times New Roman" w:cs="Times New Roman"/>
-          <w:sz w:val="28"/>
-          <w:szCs w:val="28"/>
-        </w:rPr>
-        <w:t xml:space="preserve"> </w:t>
-      </w:r>
-      <w:r>
-        <w:rPr>
-          <w:rFonts w:ascii="Times New Roman" w:hAnsi="Times New Roman" w:cs="Times New Roman"/>
-          <w:sz w:val="28"/>
-          <w:szCs w:val="28"/>
-        </w:rPr>
-        <w:t>ImageIO для чтения, записи и манипуляции с изображениями.</w:t>
+        <w:t>BufferedImage и ImageIO для чтения, записи и манипуляции с изображениями.</w:t>
       </w:r>
     </w:p>
     <w:p>
@@ -1075,39 +1035,7 @@
           <w:sz w:val="28"/>
           <w:szCs w:val="28"/>
         </w:rPr>
-        <w:t>Виртуальные потоки (Project Loom)</w:t>
-      </w:r>
-      <w:r>
-        <w:rPr>
-          <w:rFonts w:ascii="Times New Roman" w:hAnsi="Times New Roman" w:cs="Times New Roman"/>
-          <w:sz w:val="28"/>
-          <w:szCs w:val="28"/>
-        </w:rPr>
-        <w:t xml:space="preserve"> </w:t>
-      </w:r>
-      <w:r>
-        <w:rPr>
-          <w:rFonts w:ascii="Times New Roman" w:hAnsi="Times New Roman" w:cs="Times New Roman"/>
-          <w:sz w:val="28"/>
-          <w:szCs w:val="28"/>
-        </w:rPr>
-        <w:t>—</w:t>
-      </w:r>
-      <w:r>
-        <w:rPr>
-          <w:rFonts w:ascii="Times New Roman" w:hAnsi="Times New Roman" w:cs="Times New Roman"/>
-          <w:sz w:val="28"/>
-          <w:szCs w:val="28"/>
-        </w:rPr>
-        <w:t xml:space="preserve"> </w:t>
-      </w:r>
-      <w:r>
-        <w:rPr>
-          <w:rFonts w:ascii="Times New Roman" w:hAnsi="Times New Roman" w:cs="Times New Roman"/>
-          <w:sz w:val="28"/>
-          <w:szCs w:val="28"/>
-        </w:rPr>
-        <w:t>применяются для распараллеливания матричных вычислений с целью повышения производительности.</w:t>
+        <w:t>Виртуальные потоки (Project Loom) — применяются для распараллеливания матричных вычислений с целью повышения производительности.</w:t>
       </w:r>
     </w:p>
     <w:p>
@@ -1130,23 +1058,7 @@
           <w:sz w:val="28"/>
           <w:szCs w:val="28"/>
         </w:rPr>
-        <w:t>Сторонние библиотеки отсутствуют</w:t>
-      </w:r>
-      <w:r>
-        <w:rPr>
-          <w:rFonts w:ascii="Times New Roman" w:hAnsi="Times New Roman" w:cs="Times New Roman"/>
-          <w:sz w:val="28"/>
-          <w:szCs w:val="28"/>
-        </w:rPr>
-        <w:t xml:space="preserve">, </w:t>
-      </w:r>
-      <w:r>
-        <w:rPr>
-          <w:rFonts w:ascii="Times New Roman" w:hAnsi="Times New Roman" w:cs="Times New Roman"/>
-          <w:sz w:val="28"/>
-          <w:szCs w:val="28"/>
-        </w:rPr>
-        <w:t>все вычисления инкапсулированы в специально разработанном для этого классе Matrix.</w:t>
+        <w:t>Сторонние библиотеки отсутствуют, все вычисления инкапсулированы в специально разработанном для этого классе Matrix.</w:t>
       </w:r>
     </w:p>
     <w:p>
@@ -1388,23 +1300,7 @@
           <w:sz w:val="28"/>
           <w:szCs w:val="28"/>
         </w:rPr>
-        <w:t>network/NeuralNetwork.java </w:t>
-      </w:r>
-      <w:r>
-        <w:rPr>
-          <w:rFonts w:ascii="Times New Roman" w:hAnsi="Times New Roman" w:cs="Times New Roman"/>
-          <w:sz w:val="28"/>
-          <w:szCs w:val="28"/>
-        </w:rPr>
-        <w:t xml:space="preserve"> </w:t>
-      </w:r>
-      <w:r>
-        <w:rPr>
-          <w:rFonts w:ascii="Times New Roman" w:hAnsi="Times New Roman" w:cs="Times New Roman"/>
-          <w:sz w:val="28"/>
-          <w:szCs w:val="28"/>
-        </w:rPr>
-        <w:t>— модуль реализации линейного автоэнкодера. Обеспечивает прямое и обратное распространение ошибки, а также реализует цикл обучения.</w:t>
+        <w:t>network/NeuralNetwork.java  — модуль реализации линейного автоэнкодера. Обеспечивает прямое и обратное распространение ошибки, а также реализует цикл обучения.</w:t>
       </w:r>
     </w:p>
     <w:p>
@@ -1502,23 +1398,7 @@
           <w:sz w:val="28"/>
           <w:szCs w:val="28"/>
         </w:rPr>
-        <w:t>Получение аргументов: При запуске программы осуществляется парсинг аргументов командной строки с помощью библиотеки Picocli. Вводятся параметры: размеры блоков изображения m и n; количество нейронов скрытого слоя</w:t>
-      </w:r>
-      <w:r>
-        <w:rPr>
-          <w:rFonts w:ascii="Times New Roman" w:hAnsi="Times New Roman" w:cs="Times New Roman"/>
-          <w:sz w:val="28"/>
-          <w:szCs w:val="28"/>
-        </w:rPr>
-        <w:t xml:space="preserve">; </w:t>
-      </w:r>
-      <w:r>
-        <w:rPr>
-          <w:rFonts w:ascii="Times New Roman" w:hAnsi="Times New Roman" w:cs="Times New Roman"/>
-          <w:sz w:val="28"/>
-          <w:szCs w:val="28"/>
-        </w:rPr>
-        <w:t>максимальное количество эпох maxEpochs; максимальное допустимое значение ошибки maxError; коэффициент обучения lr; пути к входному и выходному файлам.</w:t>
+        <w:t>Получение аргументов: При запуске программы осуществляется парсинг аргументов командной строки с помощью библиотеки Picocli. Вводятся параметры: размеры блоков изображения m и n; количество нейронов скрытого слоя; максимальное количество эпох maxEpochs; максимальное допустимое значение ошибки maxError; коэффициент обучения lr; пути к входному и выходному файлам.</w:t>
       </w:r>
     </w:p>
     <w:p>
@@ -3413,6 +3293,45 @@
           <w:lang w:val="en-US" w:eastAsia="ja-JP"/>
         </w:rPr>
       </w:pPr>
+      <w:r>
+        <w:rPr>
+          <w:rFonts w:ascii="Times New Roman" w:eastAsiaTheme="minorEastAsia" w:hAnsi="Times New Roman" w:cs="Times New Roman"/>
+          <w:sz w:val="26"/>
+          <w:szCs w:val="26"/>
+          <w:lang w:eastAsia="ja-JP"/>
+        </w:rPr>
+        <w:t>Коэффициент сжатия</w:t>
+      </w:r>
+      <w:r>
+        <w:rPr>
+          <w:rFonts w:ascii="Times New Roman" w:eastAsiaTheme="minorEastAsia" w:hAnsi="Times New Roman" w:cs="Times New Roman"/>
+          <w:sz w:val="26"/>
+          <w:szCs w:val="26"/>
+          <w:lang w:val="en-US" w:eastAsia="ja-JP"/>
+        </w:rPr>
+        <w:t xml:space="preserve">: </w:t>
+      </w:r>
+      <w:r>
+        <w:rPr>
+          <w:rFonts w:ascii="Times New Roman" w:eastAsiaTheme="minorEastAsia" w:hAnsi="Times New Roman" w:cs="Times New Roman"/>
+          <w:sz w:val="26"/>
+          <w:szCs w:val="26"/>
+          <w:lang w:val="en-US" w:eastAsia="ja-JP"/>
+        </w:rPr>
+        <w:t>1,1463</w:t>
+      </w:r>
+    </w:p>
+    <w:p>
+      <w:pPr>
+        <w:ind w:left="720"/>
+        <w:jc w:val="both"/>
+        <w:rPr>
+          <w:rFonts w:ascii="Times New Roman" w:eastAsiaTheme="minorEastAsia" w:hAnsi="Times New Roman" w:cs="Times New Roman"/>
+          <w:sz w:val="26"/>
+          <w:szCs w:val="26"/>
+          <w:lang w:val="en-US" w:eastAsia="ja-JP"/>
+        </w:rPr>
+      </w:pPr>
       <w:proofErr w:type="spellStart"/>
       <w:r>
         <w:rPr>
@@ -3771,7 +3690,7 @@
           <w:rFonts w:ascii="Times New Roman" w:eastAsiaTheme="minorEastAsia" w:hAnsi="Times New Roman" w:cs="Times New Roman"/>
           <w:sz w:val="26"/>
           <w:szCs w:val="26"/>
-          <w:lang w:eastAsia="ja-JP"/>
+          <w:lang w:val="en-US" w:eastAsia="ja-JP"/>
         </w:rPr>
       </w:pPr>
       <w:r>
@@ -3791,6 +3710,45 @@
           <w:lang w:eastAsia="ja-JP"/>
         </w:rPr>
         <w:t>20</w:t>
+      </w:r>
+    </w:p>
+    <w:p>
+      <w:pPr>
+        <w:ind w:left="720"/>
+        <w:jc w:val="both"/>
+        <w:rPr>
+          <w:rFonts w:ascii="Times New Roman" w:eastAsiaTheme="minorEastAsia" w:hAnsi="Times New Roman" w:cs="Times New Roman"/>
+          <w:sz w:val="26"/>
+          <w:szCs w:val="26"/>
+          <w:lang w:val="en-US" w:eastAsia="ja-JP"/>
+        </w:rPr>
+      </w:pPr>
+      <w:r>
+        <w:rPr>
+          <w:rFonts w:ascii="Times New Roman" w:eastAsiaTheme="minorEastAsia" w:hAnsi="Times New Roman" w:cs="Times New Roman"/>
+          <w:sz w:val="26"/>
+          <w:szCs w:val="26"/>
+          <w:lang w:eastAsia="ja-JP"/>
+        </w:rPr>
+        <w:t>Коэффициент сжатия</w:t>
+      </w:r>
+      <w:r>
+        <w:rPr>
+          <w:rFonts w:ascii="Times New Roman" w:eastAsiaTheme="minorEastAsia" w:hAnsi="Times New Roman" w:cs="Times New Roman"/>
+          <w:sz w:val="26"/>
+          <w:szCs w:val="26"/>
+          <w:lang w:val="en-US" w:eastAsia="ja-JP"/>
+        </w:rPr>
+        <w:t xml:space="preserve">: </w:t>
+      </w:r>
+      <w:r>
+        <w:rPr>
+          <w:rFonts w:ascii="Times New Roman" w:eastAsiaTheme="minorEastAsia" w:hAnsi="Times New Roman" w:cs="Times New Roman"/>
+          <w:sz w:val="26"/>
+          <w:szCs w:val="26"/>
+          <w:lang w:val="en-US" w:eastAsia="ja-JP"/>
+        </w:rPr>
+        <w:t>1,1463</w:t>
       </w:r>
     </w:p>
     <w:p>
@@ -3883,10 +3841,10 @@
         </w:rPr>
         <w:lastRenderedPageBreak/>
         <w:drawing>
-          <wp:inline distT="0" distB="0" distL="0" distR="0" wp14:anchorId="231F1ABA" wp14:editId="3AF84E03">
-            <wp:extent cx="4953635" cy="3715098"/>
-            <wp:effectExtent l="0" t="0" r="0" b="0"/>
-            <wp:docPr id="84378092" name="Picture 1" descr="A graph with a line&#10;&#10;AI-generated content may be incorrect."/>
+          <wp:inline distT="0" distB="0" distL="0" distR="0" wp14:anchorId="0FD49BAC" wp14:editId="62AFB2D1">
+            <wp:extent cx="4943475" cy="3707479"/>
+            <wp:effectExtent l="0" t="0" r="0" b="7620"/>
+            <wp:docPr id="1664497497" name="Picture 1" descr="A graph with a line going up&#10;&#10;AI-generated content may be incorrect."/>
             <wp:cNvGraphicFramePr>
               <a:graphicFrameLocks xmlns:a="http://schemas.openxmlformats.org/drawingml/2006/main" noChangeAspect="1"/>
             </wp:cNvGraphicFramePr>
@@ -3894,7 +3852,7 @@
               <a:graphicData uri="http://schemas.openxmlformats.org/drawingml/2006/picture">
                 <pic:pic xmlns:pic="http://schemas.openxmlformats.org/drawingml/2006/picture">
                   <pic:nvPicPr>
-                    <pic:cNvPr id="84378092" name="Picture 1" descr="A graph with a line&#10;&#10;AI-generated content may be incorrect."/>
+                    <pic:cNvPr id="1664497497" name="Picture 1" descr="A graph with a line going up&#10;&#10;AI-generated content may be incorrect."/>
                     <pic:cNvPicPr/>
                   </pic:nvPicPr>
                   <pic:blipFill>
@@ -3906,7 +3864,7 @@
                   <pic:spPr>
                     <a:xfrm>
                       <a:off x="0" y="0"/>
-                      <a:ext cx="4959170" cy="3719249"/>
+                      <a:ext cx="4957876" cy="3718279"/>
                     </a:xfrm>
                     <a:prstGeom prst="rect">
                       <a:avLst/>
@@ -4124,7 +4082,7 @@
           <w:rFonts w:ascii="Times New Roman" w:eastAsiaTheme="minorEastAsia" w:hAnsi="Times New Roman" w:cs="Times New Roman"/>
           <w:sz w:val="26"/>
           <w:szCs w:val="26"/>
-          <w:lang w:eastAsia="ja-JP"/>
+          <w:lang w:val="en-US" w:eastAsia="ja-JP"/>
         </w:rPr>
       </w:pPr>
       <w:r>
@@ -4159,50 +4117,99 @@
       <w:pPr>
         <w:jc w:val="both"/>
         <w:rPr>
+          <w:rFonts w:ascii="Times New Roman" w:eastAsiaTheme="minorEastAsia" w:hAnsi="Times New Roman" w:cs="Times New Roman"/>
+          <w:sz w:val="26"/>
+          <w:szCs w:val="26"/>
+          <w:lang w:val="en-US" w:eastAsia="ja-JP"/>
+        </w:rPr>
+      </w:pPr>
+      <w:r>
+        <w:rPr>
+          <w:rFonts w:ascii="Times New Roman" w:eastAsiaTheme="minorEastAsia" w:hAnsi="Times New Roman" w:cs="Times New Roman"/>
+          <w:sz w:val="26"/>
+          <w:szCs w:val="26"/>
+          <w:lang w:eastAsia="ja-JP"/>
+        </w:rPr>
+        <w:t>Коэффициент сжатия</w:t>
+      </w:r>
+      <w:r>
+        <w:rPr>
+          <w:rFonts w:ascii="Times New Roman" w:eastAsiaTheme="minorEastAsia" w:hAnsi="Times New Roman" w:cs="Times New Roman"/>
+          <w:sz w:val="26"/>
+          <w:szCs w:val="26"/>
+          <w:lang w:val="en-US" w:eastAsia="ja-JP"/>
+        </w:rPr>
+        <w:t xml:space="preserve">: </w:t>
+      </w:r>
+      <w:r>
+        <w:rPr>
+          <w:rFonts w:ascii="Times New Roman" w:eastAsiaTheme="minorEastAsia" w:hAnsi="Times New Roman" w:cs="Times New Roman"/>
+          <w:sz w:val="26"/>
+          <w:szCs w:val="26"/>
+          <w:lang w:val="en-US" w:eastAsia="ja-JP"/>
+        </w:rPr>
+        <w:t>1,1463</w:t>
+      </w:r>
+    </w:p>
+    <w:p>
+      <w:pPr>
+        <w:jc w:val="both"/>
+        <w:rPr>
           <w:rFonts w:ascii="Times New Roman" w:eastAsia="DengXian" w:hAnsi="Times New Roman" w:cs="Times New Roman"/>
           <w:sz w:val="26"/>
           <w:szCs w:val="26"/>
+          <w:lang w:val="en-US" w:eastAsia="zh-CN"/>
+        </w:rPr>
+      </w:pPr>
+      <w:proofErr w:type="spellStart"/>
+      <w:r>
+        <w:rPr>
+          <w:rFonts w:ascii="Times New Roman" w:eastAsia="DengXian" w:hAnsi="Times New Roman" w:cs="Times New Roman"/>
+          <w:sz w:val="26"/>
+          <w:szCs w:val="26"/>
+          <w:lang w:val="en-US" w:eastAsia="zh-CN"/>
+        </w:rPr>
+        <w:t>lr</w:t>
+      </w:r>
+      <w:proofErr w:type="spellEnd"/>
+      <w:r>
+        <w:rPr>
+          <w:rFonts w:ascii="Times New Roman" w:eastAsia="DengXian" w:hAnsi="Times New Roman" w:cs="Times New Roman"/>
+          <w:sz w:val="26"/>
+          <w:szCs w:val="26"/>
           <w:lang w:eastAsia="zh-CN"/>
         </w:rPr>
-      </w:pPr>
-      <w:proofErr w:type="spellStart"/>
+        <w:t xml:space="preserve"> = </w:t>
+      </w:r>
       <w:r>
         <w:rPr>
           <w:rFonts w:ascii="Times New Roman" w:eastAsia="DengXian" w:hAnsi="Times New Roman" w:cs="Times New Roman"/>
           <w:sz w:val="26"/>
           <w:szCs w:val="26"/>
+          <w:lang w:eastAsia="zh-CN"/>
+        </w:rPr>
+        <w:t>0.000</w:t>
+      </w:r>
+      <w:r>
+        <w:rPr>
+          <w:rFonts w:ascii="Times New Roman" w:eastAsia="DengXian" w:hAnsi="Times New Roman" w:cs="Times New Roman"/>
+          <w:sz w:val="26"/>
+          <w:szCs w:val="26"/>
+          <w:lang w:eastAsia="zh-CN"/>
+        </w:rPr>
+        <w:t>1</w:t>
+      </w:r>
+    </w:p>
+    <w:p>
+      <w:pPr>
+        <w:jc w:val="both"/>
+        <w:rPr>
+          <w:rFonts w:ascii="Times New Roman" w:eastAsia="DengXian" w:hAnsi="Times New Roman" w:cs="Times New Roman"/>
+          <w:sz w:val="26"/>
+          <w:szCs w:val="26"/>
           <w:lang w:val="en-US" w:eastAsia="zh-CN"/>
         </w:rPr>
-        <w:t>lr</w:t>
-      </w:r>
-      <w:proofErr w:type="spellEnd"/>
-      <w:r>
-        <w:rPr>
-          <w:rFonts w:ascii="Times New Roman" w:eastAsia="DengXian" w:hAnsi="Times New Roman" w:cs="Times New Roman"/>
-          <w:sz w:val="26"/>
-          <w:szCs w:val="26"/>
-          <w:lang w:eastAsia="zh-CN"/>
-        </w:rPr>
-        <w:t xml:space="preserve"> = </w:t>
-      </w:r>
-      <w:r>
-        <w:rPr>
-          <w:rFonts w:ascii="Times New Roman" w:eastAsia="DengXian" w:hAnsi="Times New Roman" w:cs="Times New Roman"/>
-          <w:sz w:val="26"/>
-          <w:szCs w:val="26"/>
-          <w:lang w:eastAsia="zh-CN"/>
-        </w:rPr>
-        <w:t>0.000</w:t>
-      </w:r>
-      <w:r>
-        <w:rPr>
-          <w:rFonts w:ascii="Times New Roman" w:eastAsia="DengXian" w:hAnsi="Times New Roman" w:cs="Times New Roman"/>
-          <w:sz w:val="26"/>
-          <w:szCs w:val="26"/>
-          <w:lang w:eastAsia="zh-CN"/>
-        </w:rPr>
-        <w:t>1</w:t>
-      </w:r>
+      </w:pPr>
     </w:p>
     <w:p>
       <w:pPr>
@@ -4467,7 +4474,6 @@
           <w:szCs w:val="28"/>
           <w:lang w:eastAsia="ja-JP"/>
         </w:rPr>
-        <w:lastRenderedPageBreak/>
         <w:drawing>
           <wp:inline distT="0" distB="0" distL="0" distR="0" wp14:anchorId="7E4F7A8E" wp14:editId="6E1569C7">
             <wp:extent cx="2339439" cy="2339439"/>
@@ -4790,19 +4796,148 @@
       <w:pPr>
         <w:jc w:val="both"/>
         <w:rPr>
-          <w:rFonts w:ascii="Times New Roman" w:eastAsiaTheme="minorEastAsia" w:hAnsi="Times New Roman" w:cs="Times New Roman"/>
-          <w:sz w:val="26"/>
-          <w:szCs w:val="26"/>
-          <w:lang w:eastAsia="ja-JP"/>
-        </w:rPr>
-      </w:pPr>
-      <w:r>
-        <w:rPr>
-          <w:rFonts w:ascii="Times New Roman" w:eastAsiaTheme="minorEastAsia" w:hAnsi="Times New Roman" w:cs="Times New Roman"/>
-          <w:sz w:val="26"/>
-          <w:szCs w:val="26"/>
-          <w:lang w:eastAsia="ja-JP"/>
-        </w:rPr>
+          <w:lang w:val="en-US"/>
+        </w:rPr>
+      </w:pPr>
+    </w:p>
+    <w:p>
+      <w:pPr>
+        <w:jc w:val="both"/>
+        <w:rPr>
+          <w:lang w:val="en-US"/>
+        </w:rPr>
+      </w:pPr>
+    </w:p>
+    <w:p>
+      <w:pPr>
+        <w:jc w:val="both"/>
+        <w:rPr>
+          <w:lang w:val="en-US"/>
+        </w:rPr>
+      </w:pPr>
+    </w:p>
+    <w:p>
+      <w:pPr>
+        <w:jc w:val="both"/>
+        <w:rPr>
+          <w:lang w:val="en-US"/>
+        </w:rPr>
+      </w:pPr>
+    </w:p>
+    <w:p>
+      <w:pPr>
+        <w:jc w:val="both"/>
+        <w:rPr>
+          <w:lang w:val="en-US"/>
+        </w:rPr>
+      </w:pPr>
+    </w:p>
+    <w:p>
+      <w:pPr>
+        <w:jc w:val="both"/>
+        <w:rPr>
+          <w:lang w:val="en-US"/>
+        </w:rPr>
+      </w:pPr>
+    </w:p>
+    <w:p>
+      <w:pPr>
+        <w:jc w:val="both"/>
+        <w:rPr>
+          <w:lang w:val="en-US"/>
+        </w:rPr>
+      </w:pPr>
+    </w:p>
+    <w:p>
+      <w:pPr>
+        <w:jc w:val="both"/>
+        <w:rPr>
+          <w:lang w:val="en-US"/>
+        </w:rPr>
+      </w:pPr>
+    </w:p>
+    <w:p>
+      <w:pPr>
+        <w:jc w:val="both"/>
+        <w:rPr>
+          <w:lang w:val="en-US"/>
+        </w:rPr>
+      </w:pPr>
+    </w:p>
+    <w:p>
+      <w:pPr>
+        <w:jc w:val="both"/>
+        <w:rPr>
+          <w:lang w:val="en-US"/>
+        </w:rPr>
+      </w:pPr>
+    </w:p>
+    <w:p>
+      <w:pPr>
+        <w:jc w:val="both"/>
+        <w:rPr>
+          <w:lang w:val="en-US"/>
+        </w:rPr>
+      </w:pPr>
+    </w:p>
+    <w:p>
+      <w:pPr>
+        <w:jc w:val="both"/>
+        <w:rPr>
+          <w:lang w:val="en-US"/>
+        </w:rPr>
+      </w:pPr>
+    </w:p>
+    <w:p>
+      <w:pPr>
+        <w:jc w:val="both"/>
+        <w:rPr>
+          <w:lang w:val="en-US"/>
+        </w:rPr>
+      </w:pPr>
+    </w:p>
+    <w:p>
+      <w:pPr>
+        <w:jc w:val="both"/>
+        <w:rPr>
+          <w:lang w:val="en-US"/>
+        </w:rPr>
+      </w:pPr>
+    </w:p>
+    <w:p>
+      <w:pPr>
+        <w:jc w:val="both"/>
+        <w:rPr>
+          <w:lang w:val="en-US"/>
+        </w:rPr>
+      </w:pPr>
+    </w:p>
+    <w:p>
+      <w:pPr>
+        <w:jc w:val="both"/>
+        <w:rPr>
+          <w:lang w:val="en-US"/>
+        </w:rPr>
+      </w:pPr>
+    </w:p>
+    <w:p>
+      <w:pPr>
+        <w:jc w:val="both"/>
+        <w:rPr>
+          <w:rFonts w:ascii="Times New Roman" w:eastAsiaTheme="minorEastAsia" w:hAnsi="Times New Roman" w:cs="Times New Roman"/>
+          <w:sz w:val="26"/>
+          <w:szCs w:val="26"/>
+          <w:lang w:eastAsia="ja-JP"/>
+        </w:rPr>
+      </w:pPr>
+      <w:r>
+        <w:rPr>
+          <w:rFonts w:ascii="Times New Roman" w:eastAsiaTheme="minorEastAsia" w:hAnsi="Times New Roman" w:cs="Times New Roman"/>
+          <w:sz w:val="26"/>
+          <w:szCs w:val="26"/>
+          <w:lang w:eastAsia="ja-JP"/>
+        </w:rPr>
+        <w:lastRenderedPageBreak/>
         <w:t xml:space="preserve">График зависимости количества итераций </w:t>
       </w:r>
       <w:r>
@@ -4822,7 +4957,7 @@
           <w:rFonts w:ascii="Times New Roman" w:eastAsiaTheme="minorEastAsia" w:hAnsi="Times New Roman" w:cs="Times New Roman"/>
           <w:sz w:val="26"/>
           <w:szCs w:val="26"/>
-          <w:lang w:eastAsia="ja-JP"/>
+          <w:lang w:val="en-US" w:eastAsia="ja-JP"/>
         </w:rPr>
       </w:pPr>
       <w:r>
@@ -4864,6 +4999,17 @@
     </w:p>
     <w:p>
       <w:pPr>
+        <w:jc w:val="both"/>
+        <w:rPr>
+          <w:rFonts w:ascii="Times New Roman" w:eastAsiaTheme="minorEastAsia" w:hAnsi="Times New Roman" w:cs="Times New Roman"/>
+          <w:sz w:val="26"/>
+          <w:szCs w:val="26"/>
+          <w:lang w:val="en-US" w:eastAsia="ja-JP"/>
+        </w:rPr>
+      </w:pPr>
+    </w:p>
+    <w:p>
+      <w:pPr>
         <w:jc w:val="center"/>
         <w:rPr>
           <w:rFonts w:ascii="Times New Roman" w:eastAsiaTheme="minorEastAsia" w:hAnsi="Times New Roman" w:cs="Times New Roman"/>
@@ -4880,7 +5026,6 @@
           <w:szCs w:val="26"/>
           <w:lang w:eastAsia="ja-JP"/>
         </w:rPr>
-        <w:lastRenderedPageBreak/>
         <w:drawing>
           <wp:inline distT="0" distB="0" distL="0" distR="0" wp14:anchorId="41454389" wp14:editId="22462314">
             <wp:extent cx="5985370" cy="4488873"/>
@@ -5858,7 +6003,17 @@
           <w:szCs w:val="28"/>
           <w:lang w:eastAsia="ja-JP"/>
         </w:rPr>
-        <w:t>Анализ данных, полученных в ходе эксперимента, демонстрирует выраженную обратную зависимость между коэффициентом обучения (lr) и количеством итераций, необходимых для достижения целевой ошибки.</w:t>
+        <w:t xml:space="preserve">Анализ данных, полученных в ходе эксперимента, демонстрирует выраженную </w:t>
+      </w:r>
+      <w:r>
+        <w:rPr>
+          <w:rFonts w:ascii="Times New Roman" w:eastAsiaTheme="minorEastAsia" w:hAnsi="Times New Roman" w:cs="Times New Roman"/>
+          <w:sz w:val="28"/>
+          <w:szCs w:val="28"/>
+          <w:lang w:eastAsia="ja-JP"/>
+        </w:rPr>
+        <w:lastRenderedPageBreak/>
+        <w:t>обратную зависимость между коэффициентом обучения (lr) и количеством итераций, необходимых для достижения целевой ошибки.</w:t>
       </w:r>
       <w:r>
         <w:rPr>
@@ -5876,17 +6031,7 @@
           <w:szCs w:val="28"/>
           <w:lang w:eastAsia="ja-JP"/>
         </w:rPr>
-        <w:t xml:space="preserve">С увеличением значения коэффициента обучения число итераций, требуемых для сходимости </w:t>
-      </w:r>
-      <w:r>
-        <w:rPr>
-          <w:rFonts w:ascii="Times New Roman" w:eastAsiaTheme="minorEastAsia" w:hAnsi="Times New Roman" w:cs="Times New Roman"/>
-          <w:sz w:val="28"/>
-          <w:szCs w:val="28"/>
-          <w:lang w:eastAsia="ja-JP"/>
-        </w:rPr>
-        <w:lastRenderedPageBreak/>
-        <w:t>сети, значительно уменьшается. При минимальном lr (0.000025) потребовалось максимальное количество итераций (365), так как сеть делала очень маленькие шаги при коррекции весов. В то время как при увеличении lr до 0.0001 число итераций упало до 85. Это подтверждает, что правильно подобранный коэффициент обучения критически важен для ускорения сходимости. Однако стоит помнить, что чрезмерно высокий коэффициент может привести к нестабильности обучения и перепрыгиванию через оптимальное решение.</w:t>
+        <w:t>С увеличением значения коэффициента обучения число итераций, требуемых для сходимости сети, значительно уменьшается. При минимальном lr (0.000025) потребовалось максимальное количество итераций (365), так как сеть делала очень маленькие шаги при коррекции весов. В то время как при увеличении lr до 0.0001 число итераций упало до 85. Это подтверждает, что правильно подобранный коэффициент обучения критически важен для ускорения сходимости. Однако стоит помнить, что чрезмерно высокий коэффициент может привести к нестабильности обучения и перепрыгиванию через оптимальное решение.</w:t>
       </w:r>
     </w:p>
     <w:p>
@@ -6538,43 +6683,7 @@
           <w:szCs w:val="28"/>
           <w:lang w:eastAsia="ja-JP"/>
         </w:rPr>
-        <w:t>Исследование зависимости от коэффициента сжатия (Z) показывает, что более сильное сжатие (меньшее значение Z) способствует более быстрой сходимости сети.</w:t>
-      </w:r>
-      <w:r>
-        <w:rPr>
-          <w:rFonts w:ascii="Times New Roman" w:eastAsiaTheme="minorEastAsia" w:hAnsi="Times New Roman" w:cs="Times New Roman"/>
-          <w:sz w:val="28"/>
-          <w:szCs w:val="28"/>
-          <w:lang w:eastAsia="ja-JP"/>
-        </w:rPr>
-        <w:t xml:space="preserve"> </w:t>
-      </w:r>
-      <w:r>
-        <w:rPr>
-          <w:rFonts w:ascii="Times New Roman" w:eastAsiaTheme="minorEastAsia" w:hAnsi="Times New Roman" w:cs="Times New Roman"/>
-          <w:sz w:val="28"/>
-          <w:szCs w:val="28"/>
-          <w:lang w:eastAsia="ja-JP"/>
-        </w:rPr>
-        <w:t>Анализ показывает, что с уменьшением коэффициента сжатия Z среднее количество итераций также стабильно снижается. Например, при слабом сжатии (Z ≈ 4.6) потребовалось 170 итераций, а при более сильном (Z ≈ 1.1) — всего 84. Это говорит о том, что модель с более узким "бутылочным горлышком"</w:t>
-      </w:r>
-      <w:r>
-        <w:rPr>
-          <w:rFonts w:ascii="Times New Roman" w:eastAsiaTheme="minorEastAsia" w:hAnsi="Times New Roman" w:cs="Times New Roman"/>
-          <w:sz w:val="28"/>
-          <w:szCs w:val="28"/>
-          <w:lang w:eastAsia="ja-JP"/>
-        </w:rPr>
-        <w:t>,</w:t>
-      </w:r>
-      <w:r>
-        <w:rPr>
-          <w:rFonts w:ascii="Times New Roman" w:eastAsiaTheme="minorEastAsia" w:hAnsi="Times New Roman" w:cs="Times New Roman"/>
-          <w:sz w:val="28"/>
-          <w:szCs w:val="28"/>
-          <w:lang w:eastAsia="ja-JP"/>
-        </w:rPr>
-        <w:t xml:space="preserve"> </w:t>
+        <w:t xml:space="preserve">Исследование зависимости от коэффициента сжатия (Z) показывает, что более сильное сжатие (меньшее значение Z) способствует более быстрой сходимости сети. Анализ показывает, что с уменьшением коэффициента сжатия Z среднее количество итераций также стабильно снижается. Например, при слабом сжатии (Z ≈ 4.6) потребовалось 170 итераций, а при более сильном (Z ≈ 1.1) — всего 84. Это говорит о том, что модель с более узким "бутылочным горлышком", </w:t>
       </w:r>
       <w:r>
         <w:rPr>
@@ -7539,7 +7648,17 @@
           <w:szCs w:val="28"/>
           <w:lang w:eastAsia="ja-JP"/>
         </w:rPr>
-        <w:t>Результаты эксперимента наглядно демонстрируют, что количество итераций обучения существенно зависит от структуры и сложности содержимого изображения.</w:t>
+        <w:t xml:space="preserve">Результаты эксперимента наглядно демонстрируют, что количество итераций </w:t>
+      </w:r>
+      <w:r>
+        <w:rPr>
+          <w:rFonts w:ascii="Times New Roman" w:eastAsiaTheme="minorEastAsia" w:hAnsi="Times New Roman" w:cs="Times New Roman"/>
+          <w:sz w:val="28"/>
+          <w:szCs w:val="28"/>
+          <w:lang w:eastAsia="ja-JP"/>
+        </w:rPr>
+        <w:lastRenderedPageBreak/>
+        <w:t>обучения существенно зависит от структуры и сложности содержимого изображения.</w:t>
       </w:r>
       <w:r>
         <w:rPr>
@@ -7557,17 +7676,7 @@
           <w:szCs w:val="28"/>
           <w:lang w:eastAsia="ja-JP"/>
         </w:rPr>
-        <w:t xml:space="preserve">Наиболее сложным для сети оказалось изображение природа, которое требовало наибольшего числа итераций на всех уровнях ошибки </w:t>
-      </w:r>
-      <w:r>
-        <w:rPr>
-          <w:rFonts w:ascii="Times New Roman" w:eastAsiaTheme="minorEastAsia" w:hAnsi="Times New Roman" w:cs="Times New Roman"/>
-          <w:sz w:val="28"/>
-          <w:szCs w:val="28"/>
-          <w:lang w:eastAsia="ja-JP"/>
-        </w:rPr>
-        <w:lastRenderedPageBreak/>
-        <w:t>(например, 745 итераций при e=3000). Наименьшее количество итераций потребовалось для изображения медведь (236 итераций при e=3000). Это указывает на то, что изображения с более сложной текстурой, большим количеством мелких деталей и разнообразной цветовой палитрой требуют от сети значительно больше времени на обучение по сравнению с изображениями с более однородными областями</w:t>
+        <w:t>Наиболее сложным для сети оказалось изображение природа, которое требовало наибольшего числа итераций на всех уровнях ошибки (например, 745 итераций при e=3000). Наименьшее количество итераций потребовалось для изображения медведь (236 итераций при e=3000). Это указывает на то, что изображения с более сложной текстурой, большим количеством мелких деталей и разнообразной цветовой палитрой требуют от сети значительно больше времени на обучение по сравнению с изображениями с более однородными областями</w:t>
       </w:r>
       <w:r>
         <w:rPr>
@@ -8554,42 +8663,6 @@
     </w:p>
     <w:p>
       <w:pPr>
-        <w:tabs>
-          <w:tab w:val="left" w:pos="425"/>
-        </w:tabs>
-        <w:rPr>
-          <w:rFonts w:ascii="Times New Roman" w:hAnsi="Times New Roman" w:cs="Times New Roman"/>
-          <w:sz w:val="28"/>
-          <w:szCs w:val="28"/>
-        </w:rPr>
-      </w:pPr>
-    </w:p>
-    <w:p>
-      <w:pPr>
-        <w:tabs>
-          <w:tab w:val="left" w:pos="425"/>
-        </w:tabs>
-        <w:rPr>
-          <w:rFonts w:ascii="Times New Roman" w:hAnsi="Times New Roman" w:cs="Times New Roman"/>
-          <w:sz w:val="28"/>
-          <w:szCs w:val="28"/>
-        </w:rPr>
-      </w:pPr>
-    </w:p>
-    <w:p>
-      <w:pPr>
-        <w:tabs>
-          <w:tab w:val="left" w:pos="425"/>
-        </w:tabs>
-        <w:rPr>
-          <w:rFonts w:ascii="Times New Roman" w:hAnsi="Times New Roman" w:cs="Times New Roman"/>
-          <w:sz w:val="28"/>
-          <w:szCs w:val="28"/>
-        </w:rPr>
-      </w:pPr>
-    </w:p>
-    <w:p>
-      <w:pPr>
         <w:widowControl/>
         <w:autoSpaceDE/>
         <w:autoSpaceDN/>
@@ -8598,6 +8671,7 @@
           <w:rFonts w:ascii="Times New Roman" w:hAnsi="Times New Roman" w:cs="Times New Roman"/>
           <w:sz w:val="28"/>
           <w:szCs w:val="28"/>
+          <w:lang w:val="en-US"/>
         </w:rPr>
       </w:pPr>
     </w:p>
@@ -8622,6 +8696,7 @@
           <w:sz w:val="28"/>
           <w:szCs w:val="28"/>
         </w:rPr>
+        <w:lastRenderedPageBreak/>
         <w:t>Список использованных источников</w:t>
       </w:r>
       <w:r>
